--- a/Last week.docx
+++ b/Last week.docx
@@ -1,6 +1,6 @@
 
 <file path=word/document.xml><?xml version="1.0" encoding="utf-8"?>
-<w:document xmlns:wpc="http://schemas.microsoft.com/office/word/2010/wordprocessingCanvas" xmlns:cx="http://schemas.microsoft.com/office/drawing/2014/chartex" xmlns:cx1="http://schemas.microsoft.com/office/drawing/2015/9/8/chartex" xmlns:cx2="http://schemas.microsoft.com/office/drawing/2015/10/21/chartex" xmlns:cx3="http://schemas.microsoft.com/office/drawing/2016/5/9/chartex" xmlns:cx4="http://schemas.microsoft.com/office/drawing/2016/5/10/chartex" xmlns:cx5="http://schemas.microsoft.com/office/drawing/2016/5/11/chartex" xmlns:cx6="http://schemas.microsoft.com/office/drawing/2016/5/12/chartex" xmlns:cx7="http://schemas.microsoft.com/office/drawing/2016/5/13/chartex" xmlns:cx8="http://schemas.microsoft.com/office/drawing/2016/5/14/chartex" xmlns:mc="http://schemas.openxmlformats.org/markup-compatibility/2006" xmlns:aink="http://schemas.microsoft.com/office/drawing/2016/ink" xmlns:am3d="http://schemas.microsoft.com/office/drawing/2017/model3d" xmlns:o="urn:schemas-microsoft-com:office:office" xmlns:oel="http://schemas.microsoft.com/office/2019/extlst" xmlns:r="http://schemas.openxmlformats.org/officeDocument/2006/relationships" xmlns:m="http://schemas.openxmlformats.org/officeDocument/2006/math" xmlns:v="urn:schemas-microsoft-com:vml" xmlns:wp14="http://schemas.microsoft.com/office/word/2010/wordprocessingDrawing" xmlns:wp="http://schemas.openxmlformats.org/drawingml/2006/wordprocessingDrawing" xmlns:w10="urn:schemas-microsoft-com:office:word" xmlns:w="http://schemas.openxmlformats.org/wordprocessingml/2006/main" xmlns:w14="http://schemas.microsoft.com/office/word/2010/wordml" xmlns:w15="http://schemas.microsoft.com/office/word/2012/wordml" xmlns:w16cex="http://schemas.microsoft.com/office/word/2018/wordml/cex" xmlns:w16cid="http://schemas.microsoft.com/office/word/2016/wordml/cid" xmlns:w16="http://schemas.microsoft.com/office/word/2018/wordml" xmlns:w16du="http://schemas.microsoft.com/office/word/2023/wordml/word16du" xmlns:w16sdtdh="http://schemas.microsoft.com/office/word/2020/wordml/sdtdatahash" xmlns:w16sdtfl="http://schemas.microsoft.com/office/word/2024/wordml/sdtformatlock" xmlns:w16se="http://schemas.microsoft.com/office/word/2015/wordml/symex" xmlns:wpg="http://schemas.microsoft.com/office/word/2010/wordprocessingGroup" xmlns:wpi="http://schemas.microsoft.com/office/word/2010/wordprocessingInk" xmlns:wne="http://schemas.microsoft.com/office/word/2006/wordml" xmlns:wps="http://schemas.microsoft.com/office/word/2010/wordprocessingShape" mc:Ignorable="w14 w15 w16se w16cid w16 w16cex w16sdtdh w16sdtfl w16du wp14">
+<w:document xmlns:wpc="http://schemas.microsoft.com/office/word/2010/wordprocessingCanvas" xmlns:cx="http://schemas.microsoft.com/office/drawing/2014/chartex" xmlns:cx1="http://schemas.microsoft.com/office/drawing/2015/9/8/chartex" xmlns:cx2="http://schemas.microsoft.com/office/drawing/2015/10/21/chartex" xmlns:cx3="http://schemas.microsoft.com/office/drawing/2016/5/9/chartex" xmlns:cx4="http://schemas.microsoft.com/office/drawing/2016/5/10/chartex" xmlns:cx5="http://schemas.microsoft.com/office/drawing/2016/5/11/chartex" xmlns:cx6="http://schemas.microsoft.com/office/drawing/2016/5/12/chartex" xmlns:cx7="http://schemas.microsoft.com/office/drawing/2016/5/13/chartex" xmlns:cx8="http://schemas.microsoft.com/office/drawing/2016/5/14/chartex" xmlns:mc="http://schemas.openxmlformats.org/markup-compatibility/2006" xmlns:aink="http://schemas.microsoft.com/office/drawing/2016/ink" xmlns:am3d="http://schemas.microsoft.com/office/drawing/2017/model3d" xmlns:o="urn:schemas-microsoft-com:office:office" xmlns:r="http://schemas.openxmlformats.org/officeDocument/2006/relationships" xmlns:m="http://schemas.openxmlformats.org/officeDocument/2006/math" xmlns:v="urn:schemas-microsoft-com:vml" xmlns:wp14="http://schemas.microsoft.com/office/word/2010/wordprocessingDrawing" xmlns:wp="http://schemas.openxmlformats.org/drawingml/2006/wordprocessingDrawing" xmlns:w10="urn:schemas-microsoft-com:office:word" xmlns:w="http://schemas.openxmlformats.org/wordprocessingml/2006/main" xmlns:w14="http://schemas.microsoft.com/office/word/2010/wordml" xmlns:w15="http://schemas.microsoft.com/office/word/2012/wordml" xmlns:w16cex="http://schemas.microsoft.com/office/word/2018/wordml/cex" xmlns:w16cid="http://schemas.microsoft.com/office/word/2016/wordml/cid" xmlns:w16="http://schemas.microsoft.com/office/word/2018/wordml" xmlns:w16sdtdh="http://schemas.microsoft.com/office/word/2020/wordml/sdtdatahash" xmlns:w16se="http://schemas.microsoft.com/office/word/2015/wordml/symex" xmlns:wpg="http://schemas.microsoft.com/office/word/2010/wordprocessingGroup" xmlns:wpi="http://schemas.microsoft.com/office/word/2010/wordprocessingInk" xmlns:wne="http://schemas.microsoft.com/office/word/2006/wordml" xmlns:wps="http://schemas.microsoft.com/office/word/2010/wordprocessingShape" mc:Ignorable="w14 w15 w16se w16cid w16 w16cex w16sdtdh wp14">
   <w:body>
     <w:p>
       <w:pPr>
@@ -9,49 +9,42 @@
         <w:jc w:val="both"/>
         <w:rPr>
           <w:rFonts w:ascii="Times New Roman" w:eastAsia="標楷體" w:hAnsi="Times New Roman" w:hint="eastAsia"/>
-          <w:sz w:val="28"/>
-          <w:szCs w:val="28"/>
-          <w:vertAlign w:val="subscript"/>
+          <w:szCs w:val="24"/>
         </w:rPr>
       </w:pPr>
       <w:r>
         <w:rPr>
           <w:rFonts w:ascii="Times New Roman" w:eastAsia="標楷體" w:hAnsi="Times New Roman" w:hint="eastAsia"/>
-          <w:sz w:val="28"/>
-          <w:szCs w:val="28"/>
+          <w:szCs w:val="24"/>
         </w:rPr>
         <w:t>L</w:t>
       </w:r>
       <w:r>
         <w:rPr>
           <w:rFonts w:ascii="Times New Roman" w:eastAsia="標楷體" w:hAnsi="Times New Roman"/>
-          <w:sz w:val="28"/>
-          <w:szCs w:val="28"/>
+          <w:szCs w:val="24"/>
         </w:rPr>
         <w:t>ast week, my mom and I went to Nagoya for six days. We went there with a tour guide and thirty strangers. On Thursday, we took the high-speed rail to Taoyuan. We stayed in my aunt</w:t>
       </w:r>
       <w:r>
         <w:rPr>
           <w:rFonts w:ascii="Times New Roman" w:eastAsia="標楷體" w:hAnsi="Times New Roman"/>
-          <w:sz w:val="28"/>
-          <w:szCs w:val="28"/>
+          <w:szCs w:val="24"/>
         </w:rPr>
         <w:t>’s home. They bought braised food</w:t>
       </w:r>
       <w:r>
         <w:rPr>
           <w:rFonts w:ascii="Times New Roman" w:eastAsia="標楷體" w:hAnsi="Times New Roman"/>
-          <w:sz w:val="28"/>
-          <w:szCs w:val="28"/>
-          <w:vertAlign w:val="subscript"/>
-        </w:rPr>
-        <w:t>(</w:t>
-      </w:r>
-      <w:r>
-        <w:rPr>
-          <w:rFonts w:ascii="Times New Roman" w:eastAsia="標楷體" w:hAnsi="Times New Roman" w:hint="eastAsia"/>
-          <w:sz w:val="28"/>
-          <w:szCs w:val="28"/>
+          <w:szCs w:val="24"/>
+          <w:vertAlign w:val="subscript"/>
+        </w:rPr>
+        <w:t>(</w:t>
+      </w:r>
+      <w:r>
+        <w:rPr>
+          <w:rFonts w:ascii="Times New Roman" w:eastAsia="標楷體" w:hAnsi="Times New Roman" w:hint="eastAsia"/>
+          <w:szCs w:val="24"/>
           <w:vertAlign w:val="subscript"/>
         </w:rPr>
         <w:t>滷味</w:t>
@@ -59,146 +52,128 @@
       <w:r>
         <w:rPr>
           <w:rFonts w:ascii="Times New Roman" w:eastAsia="標楷體" w:hAnsi="Times New Roman" w:hint="eastAsia"/>
-          <w:sz w:val="28"/>
-          <w:szCs w:val="28"/>
-          <w:vertAlign w:val="subscript"/>
-        </w:rPr>
-        <w:t>)</w:t>
-      </w:r>
-      <w:r>
-        <w:rPr>
-          <w:rFonts w:ascii="Times New Roman" w:eastAsia="標楷體" w:hAnsi="Times New Roman"/>
-          <w:sz w:val="28"/>
-          <w:szCs w:val="28"/>
+          <w:szCs w:val="24"/>
+          <w:vertAlign w:val="subscript"/>
+        </w:rPr>
+        <w:t>)</w:t>
+      </w:r>
+      <w:r>
+        <w:rPr>
+          <w:rFonts w:ascii="Times New Roman" w:eastAsia="標楷體" w:hAnsi="Times New Roman"/>
+          <w:szCs w:val="24"/>
         </w:rPr>
         <w:t xml:space="preserve"> to us. It tasted delicious. </w:t>
       </w:r>
       <w:r>
         <w:rPr>
           <w:rFonts w:ascii="Times New Roman" w:eastAsia="標楷體" w:hAnsi="Times New Roman"/>
-          <w:sz w:val="28"/>
-          <w:szCs w:val="28"/>
+          <w:szCs w:val="24"/>
         </w:rPr>
         <w:t xml:space="preserve">The next morning, my uncle took us to the Taiwan Taoyuan International Airport. We took a three hours flight to Nagoya. The weather in that day was very hot. </w:t>
       </w:r>
       <w:r>
         <w:rPr>
           <w:rFonts w:ascii="Times New Roman" w:eastAsia="標楷體" w:hAnsi="Times New Roman"/>
-          <w:sz w:val="28"/>
-          <w:szCs w:val="28"/>
+          <w:szCs w:val="24"/>
         </w:rPr>
         <w:t xml:space="preserve">Next, we took the tourist car to hotel. I ate the sushi and pudding on the car. In the evening, </w:t>
       </w:r>
       <w:r>
         <w:rPr>
           <w:rFonts w:ascii="Times New Roman" w:eastAsia="標楷體" w:hAnsi="Times New Roman"/>
-          <w:sz w:val="28"/>
-          <w:szCs w:val="28"/>
+          <w:szCs w:val="24"/>
         </w:rPr>
         <w:t xml:space="preserve">the weather </w:t>
       </w:r>
       <w:r>
         <w:rPr>
           <w:rFonts w:ascii="Times New Roman" w:eastAsia="標楷體" w:hAnsi="Times New Roman" w:hint="eastAsia"/>
-          <w:sz w:val="28"/>
-          <w:szCs w:val="28"/>
+          <w:szCs w:val="24"/>
         </w:rPr>
         <w:t>was getting</w:t>
       </w:r>
       <w:r>
         <w:rPr>
           <w:rFonts w:ascii="Times New Roman" w:eastAsia="標楷體" w:hAnsi="Times New Roman"/>
-          <w:sz w:val="28"/>
-          <w:szCs w:val="28"/>
+          <w:szCs w:val="24"/>
         </w:rPr>
         <w:t xml:space="preserve"> cold</w:t>
       </w:r>
       <w:r>
         <w:rPr>
           <w:rFonts w:ascii="Times New Roman" w:eastAsia="標楷體" w:hAnsi="Times New Roman" w:hint="eastAsia"/>
-          <w:sz w:val="28"/>
-          <w:szCs w:val="28"/>
+          <w:szCs w:val="24"/>
         </w:rPr>
         <w:t>er</w:t>
       </w:r>
       <w:r>
         <w:rPr>
           <w:rFonts w:ascii="Times New Roman" w:eastAsia="標楷體" w:hAnsi="Times New Roman"/>
-          <w:sz w:val="28"/>
-          <w:szCs w:val="28"/>
+          <w:szCs w:val="24"/>
         </w:rPr>
         <w:t xml:space="preserve">, the temperature </w:t>
       </w:r>
       <w:r>
         <w:rPr>
           <w:rFonts w:ascii="Times New Roman" w:eastAsia="標楷體" w:hAnsi="Times New Roman" w:hint="eastAsia"/>
-          <w:sz w:val="28"/>
-          <w:szCs w:val="28"/>
+          <w:szCs w:val="24"/>
         </w:rPr>
         <w:t>dropped to</w:t>
       </w:r>
       <w:r>
         <w:rPr>
           <w:rFonts w:ascii="Times New Roman" w:eastAsia="標楷體" w:hAnsi="Times New Roman"/>
-          <w:sz w:val="28"/>
-          <w:szCs w:val="28"/>
+          <w:szCs w:val="24"/>
         </w:rPr>
         <w:t xml:space="preserve"> ten</w:t>
       </w:r>
       <w:r>
         <w:rPr>
           <w:rFonts w:ascii="Times New Roman" w:eastAsia="標楷體" w:hAnsi="Times New Roman" w:hint="eastAsia"/>
-          <w:sz w:val="28"/>
-          <w:szCs w:val="28"/>
+          <w:szCs w:val="24"/>
         </w:rPr>
         <w:t xml:space="preserve"> degrees</w:t>
       </w:r>
       <w:r>
         <w:rPr>
           <w:rFonts w:ascii="Times New Roman" w:eastAsia="標楷體" w:hAnsi="Times New Roman"/>
-          <w:sz w:val="28"/>
-          <w:szCs w:val="28"/>
+          <w:szCs w:val="24"/>
         </w:rPr>
         <w:t>.</w:t>
       </w:r>
       <w:r>
         <w:rPr>
           <w:rFonts w:ascii="Times New Roman" w:eastAsia="標楷體" w:hAnsi="Times New Roman" w:hint="eastAsia"/>
-          <w:sz w:val="28"/>
-          <w:szCs w:val="28"/>
+          <w:szCs w:val="24"/>
         </w:rPr>
         <w:t xml:space="preserve"> </w:t>
       </w:r>
       <w:r>
         <w:rPr>
           <w:rFonts w:ascii="Times New Roman" w:eastAsia="標楷體" w:hAnsi="Times New Roman" w:hint="eastAsia"/>
-          <w:sz w:val="28"/>
-          <w:szCs w:val="28"/>
+          <w:szCs w:val="24"/>
         </w:rPr>
         <w:t xml:space="preserve">On Saturday, </w:t>
       </w:r>
       <w:r>
         <w:rPr>
           <w:rFonts w:ascii="Times New Roman" w:eastAsia="標楷體" w:hAnsi="Times New Roman" w:hint="eastAsia"/>
-          <w:sz w:val="28"/>
-          <w:szCs w:val="28"/>
+          <w:szCs w:val="24"/>
         </w:rPr>
         <w:t>we went to Tateyama Kurobe Alpine Route</w:t>
       </w:r>
       <w:r>
         <w:rPr>
           <w:rFonts w:ascii="Times New Roman" w:eastAsia="標楷體" w:hAnsi="Times New Roman" w:hint="eastAsia"/>
-          <w:sz w:val="28"/>
-          <w:szCs w:val="28"/>
-          <w:vertAlign w:val="subscript"/>
-        </w:rPr>
-        <w:t>(</w:t>
-      </w:r>
-      <w:r>
-        <w:rPr>
-          <w:rFonts w:ascii="Times New Roman" w:eastAsia="標楷體" w:hAnsi="Times New Roman" w:hint="eastAsia"/>
-          <w:sz w:val="28"/>
-          <w:szCs w:val="28"/>
+          <w:szCs w:val="24"/>
+          <w:vertAlign w:val="subscript"/>
+        </w:rPr>
+        <w:t>(</w:t>
+      </w:r>
+      <w:r>
+        <w:rPr>
+          <w:rFonts w:ascii="Times New Roman" w:eastAsia="標楷體" w:hAnsi="Times New Roman" w:hint="eastAsia"/>
+          <w:szCs w:val="24"/>
           <w:vertAlign w:val="subscript"/>
         </w:rPr>
         <w:t>黑部立山</w:t>
@@ -206,261 +181,643 @@
       <w:r>
         <w:rPr>
           <w:rFonts w:ascii="Times New Roman" w:eastAsia="標楷體" w:hAnsi="Times New Roman" w:hint="eastAsia"/>
-          <w:sz w:val="28"/>
-          <w:szCs w:val="28"/>
-          <w:vertAlign w:val="subscript"/>
-        </w:rPr>
-        <w:t>)</w:t>
-      </w:r>
-      <w:r>
-        <w:rPr>
-          <w:rFonts w:ascii="Times New Roman" w:eastAsia="標楷體" w:hAnsi="Times New Roman" w:hint="eastAsia"/>
-          <w:sz w:val="28"/>
-          <w:szCs w:val="28"/>
+          <w:szCs w:val="24"/>
+          <w:vertAlign w:val="subscript"/>
+        </w:rPr>
+        <w:t>)</w:t>
+      </w:r>
+      <w:r>
+        <w:rPr>
+          <w:rFonts w:ascii="Times New Roman" w:eastAsia="標楷體" w:hAnsi="Times New Roman" w:hint="eastAsia"/>
+          <w:szCs w:val="24"/>
+        </w:rPr>
+        <w:t>. First, we took our tourist car to Ogizawa Station</w:t>
+      </w:r>
+      <w:r>
+        <w:rPr>
+          <w:rFonts w:ascii="Times New Roman" w:eastAsia="標楷體" w:hAnsi="Times New Roman" w:hint="eastAsia"/>
+          <w:szCs w:val="24"/>
+          <w:vertAlign w:val="subscript"/>
+        </w:rPr>
+        <w:t>(</w:t>
+      </w:r>
+      <w:r>
+        <w:rPr>
+          <w:rFonts w:ascii="Times New Roman" w:eastAsia="標楷體" w:hAnsi="Times New Roman" w:hint="eastAsia"/>
+          <w:szCs w:val="24"/>
+          <w:vertAlign w:val="subscript"/>
+        </w:rPr>
+        <w:t>扇澤車站</w:t>
+      </w:r>
+      <w:r>
+        <w:rPr>
+          <w:rFonts w:ascii="Times New Roman" w:eastAsia="標楷體" w:hAnsi="Times New Roman" w:hint="eastAsia"/>
+          <w:szCs w:val="24"/>
+          <w:vertAlign w:val="subscript"/>
+        </w:rPr>
+        <w:t>)</w:t>
+      </w:r>
+      <w:r>
+        <w:rPr>
+          <w:rFonts w:ascii="Times New Roman" w:eastAsia="標楷體" w:hAnsi="Times New Roman" w:hint="eastAsia"/>
+          <w:szCs w:val="24"/>
+        </w:rPr>
+        <w:t>. Next, we took the trolleybus</w:t>
+      </w:r>
+      <w:r>
+        <w:rPr>
+          <w:rFonts w:ascii="Times New Roman" w:eastAsia="標楷體" w:hAnsi="Times New Roman" w:hint="eastAsia"/>
+          <w:szCs w:val="24"/>
+          <w:vertAlign w:val="subscript"/>
+        </w:rPr>
+        <w:t>(</w:t>
+      </w:r>
+      <w:r>
+        <w:rPr>
+          <w:rFonts w:ascii="Times New Roman" w:eastAsia="標楷體" w:hAnsi="Times New Roman" w:hint="eastAsia"/>
+          <w:szCs w:val="24"/>
+          <w:vertAlign w:val="subscript"/>
+        </w:rPr>
+        <w:t>無軌電車</w:t>
+      </w:r>
+      <w:r>
+        <w:rPr>
+          <w:rFonts w:ascii="Times New Roman" w:eastAsia="標楷體" w:hAnsi="Times New Roman" w:hint="eastAsia"/>
+          <w:szCs w:val="24"/>
+          <w:vertAlign w:val="subscript"/>
+        </w:rPr>
+        <w:t>)</w:t>
+      </w:r>
+      <w:r>
+        <w:rPr>
+          <w:rFonts w:ascii="Times New Roman" w:eastAsia="標楷體" w:hAnsi="Times New Roman" w:hint="eastAsia"/>
+          <w:szCs w:val="24"/>
+        </w:rPr>
+        <w:t xml:space="preserve"> to Kurobe Dam</w:t>
+      </w:r>
+      <w:r>
+        <w:rPr>
+          <w:rFonts w:ascii="Times New Roman" w:eastAsia="標楷體" w:hAnsi="Times New Roman" w:hint="eastAsia"/>
+          <w:szCs w:val="24"/>
+          <w:vertAlign w:val="subscript"/>
+        </w:rPr>
+        <w:t>(</w:t>
+      </w:r>
+      <w:r>
+        <w:rPr>
+          <w:rFonts w:ascii="Times New Roman" w:eastAsia="標楷體" w:hAnsi="Times New Roman" w:hint="eastAsia"/>
+          <w:szCs w:val="24"/>
+          <w:vertAlign w:val="subscript"/>
+        </w:rPr>
+        <w:t>黑部水庫</w:t>
+      </w:r>
+      <w:r>
+        <w:rPr>
+          <w:rFonts w:ascii="Times New Roman" w:eastAsia="標楷體" w:hAnsi="Times New Roman" w:hint="eastAsia"/>
+          <w:szCs w:val="24"/>
+          <w:vertAlign w:val="subscript"/>
+        </w:rPr>
+        <w:t>)</w:t>
+      </w:r>
+      <w:r>
+        <w:rPr>
+          <w:rFonts w:ascii="Times New Roman" w:eastAsia="標楷體" w:hAnsi="Times New Roman" w:hint="eastAsia"/>
+          <w:szCs w:val="24"/>
+        </w:rPr>
+        <w:t xml:space="preserve"> and then we walked to Lake Kurobe</w:t>
+      </w:r>
+      <w:r>
+        <w:rPr>
+          <w:rFonts w:ascii="Times New Roman" w:eastAsia="標楷體" w:hAnsi="Times New Roman" w:hint="eastAsia"/>
+          <w:szCs w:val="24"/>
+          <w:vertAlign w:val="subscript"/>
+        </w:rPr>
+        <w:t>(</w:t>
+      </w:r>
+      <w:r>
+        <w:rPr>
+          <w:rFonts w:ascii="Times New Roman" w:eastAsia="標楷體" w:hAnsi="Times New Roman" w:hint="eastAsia"/>
+          <w:szCs w:val="24"/>
+          <w:vertAlign w:val="subscript"/>
+        </w:rPr>
+        <w:t>黑部湖</w:t>
+      </w:r>
+      <w:r>
+        <w:rPr>
+          <w:rFonts w:ascii="Times New Roman" w:eastAsia="標楷體" w:hAnsi="Times New Roman" w:hint="eastAsia"/>
+          <w:szCs w:val="24"/>
+          <w:vertAlign w:val="subscript"/>
+        </w:rPr>
+        <w:t>)</w:t>
+      </w:r>
+      <w:r>
+        <w:rPr>
+          <w:rFonts w:ascii="Times New Roman" w:eastAsia="標楷體" w:hAnsi="Times New Roman" w:hint="eastAsia"/>
+          <w:szCs w:val="24"/>
+        </w:rPr>
+        <w:t xml:space="preserve"> to take the funicular</w:t>
+      </w:r>
+      <w:r>
+        <w:rPr>
+          <w:rFonts w:ascii="Times New Roman" w:eastAsia="標楷體" w:hAnsi="Times New Roman" w:hint="eastAsia"/>
+          <w:szCs w:val="24"/>
+          <w:vertAlign w:val="subscript"/>
+        </w:rPr>
+        <w:t>(</w:t>
+      </w:r>
+      <w:r>
+        <w:rPr>
+          <w:rFonts w:ascii="Times New Roman" w:eastAsia="標楷體" w:hAnsi="Times New Roman" w:hint="eastAsia"/>
+          <w:szCs w:val="24"/>
+          <w:vertAlign w:val="subscript"/>
+        </w:rPr>
+        <w:t>斜面纜車</w:t>
+      </w:r>
+      <w:r>
+        <w:rPr>
+          <w:rFonts w:ascii="Times New Roman" w:eastAsia="標楷體" w:hAnsi="Times New Roman" w:hint="eastAsia"/>
+          <w:szCs w:val="24"/>
+          <w:vertAlign w:val="subscript"/>
+        </w:rPr>
+        <w:t>)</w:t>
+      </w:r>
+      <w:r>
+        <w:rPr>
+          <w:rFonts w:ascii="Times New Roman" w:eastAsia="標楷體" w:hAnsi="Times New Roman" w:hint="eastAsia"/>
+          <w:szCs w:val="24"/>
+        </w:rPr>
+        <w:t xml:space="preserve"> and a</w:t>
+      </w:r>
+      <w:r>
+        <w:rPr>
+          <w:rFonts w:ascii="Times New Roman" w:eastAsia="標楷體" w:hAnsi="Times New Roman"/>
+          <w:szCs w:val="24"/>
+        </w:rPr>
+        <w:t>erial tramway</w:t>
+      </w:r>
+      <w:r>
+        <w:rPr>
+          <w:rFonts w:ascii="Times New Roman" w:eastAsia="標楷體" w:hAnsi="Times New Roman" w:hint="eastAsia"/>
+          <w:szCs w:val="24"/>
+          <w:vertAlign w:val="subscript"/>
+        </w:rPr>
+        <w:t>(</w:t>
+      </w:r>
+      <w:r>
+        <w:rPr>
+          <w:rFonts w:ascii="Times New Roman" w:eastAsia="標楷體" w:hAnsi="Times New Roman" w:hint="eastAsia"/>
+          <w:szCs w:val="24"/>
+          <w:vertAlign w:val="subscript"/>
+        </w:rPr>
+        <w:t>架空索道</w:t>
+      </w:r>
+      <w:r>
+        <w:rPr>
+          <w:rFonts w:ascii="Times New Roman" w:eastAsia="標楷體" w:hAnsi="Times New Roman" w:hint="eastAsia"/>
+          <w:szCs w:val="24"/>
+          <w:vertAlign w:val="subscript"/>
+        </w:rPr>
+        <w:t>)</w:t>
+      </w:r>
+      <w:r>
+        <w:rPr>
+          <w:rFonts w:ascii="Times New Roman" w:eastAsia="標楷體" w:hAnsi="Times New Roman" w:hint="eastAsia"/>
+          <w:szCs w:val="24"/>
+        </w:rPr>
+        <w:t xml:space="preserve"> to </w:t>
+      </w:r>
+      <w:r>
+        <w:rPr>
+          <w:rFonts w:ascii="Times New Roman" w:eastAsia="標楷體" w:hAnsi="Times New Roman"/>
+          <w:szCs w:val="24"/>
+        </w:rPr>
+        <w:t>Tateyama</w:t>
+      </w:r>
+      <w:r>
+        <w:rPr>
+          <w:rFonts w:ascii="Times New Roman" w:eastAsia="標楷體" w:hAnsi="Times New Roman" w:hint="eastAsia"/>
+          <w:szCs w:val="24"/>
         </w:rPr>
         <w:t xml:space="preserve">. </w:t>
       </w:r>
       <w:r>
         <w:rPr>
-          <w:rFonts w:ascii="Times New Roman" w:eastAsia="標楷體" w:hAnsi="Times New Roman" w:hint="eastAsia"/>
-          <w:sz w:val="28"/>
-          <w:szCs w:val="28"/>
-        </w:rPr>
-        <w:t>First, we took our tourist car to Ogizawa Station</w:t>
-      </w:r>
-      <w:r>
-        <w:rPr>
-          <w:rFonts w:ascii="Times New Roman" w:eastAsia="標楷體" w:hAnsi="Times New Roman" w:hint="eastAsia"/>
-          <w:sz w:val="28"/>
-          <w:szCs w:val="28"/>
-          <w:vertAlign w:val="subscript"/>
-        </w:rPr>
-        <w:t>(</w:t>
-      </w:r>
-      <w:r>
-        <w:rPr>
-          <w:rFonts w:ascii="Times New Roman" w:eastAsia="標楷體" w:hAnsi="Times New Roman" w:hint="eastAsia"/>
-          <w:sz w:val="28"/>
-          <w:szCs w:val="28"/>
-          <w:vertAlign w:val="subscript"/>
-        </w:rPr>
-        <w:t>扇澤車站</w:t>
-      </w:r>
-      <w:r>
-        <w:rPr>
-          <w:rFonts w:ascii="Times New Roman" w:eastAsia="標楷體" w:hAnsi="Times New Roman" w:hint="eastAsia"/>
-          <w:sz w:val="28"/>
-          <w:szCs w:val="28"/>
-          <w:vertAlign w:val="subscript"/>
-        </w:rPr>
-        <w:t>)</w:t>
-      </w:r>
-      <w:r>
-        <w:rPr>
-          <w:rFonts w:ascii="Times New Roman" w:eastAsia="標楷體" w:hAnsi="Times New Roman" w:hint="eastAsia"/>
-          <w:sz w:val="28"/>
-          <w:szCs w:val="28"/>
-        </w:rPr>
-        <w:t>. Next, we took the trolleybus</w:t>
-      </w:r>
-      <w:r>
-        <w:rPr>
-          <w:rFonts w:ascii="Times New Roman" w:eastAsia="標楷體" w:hAnsi="Times New Roman" w:hint="eastAsia"/>
-          <w:sz w:val="28"/>
-          <w:szCs w:val="28"/>
-          <w:vertAlign w:val="subscript"/>
-        </w:rPr>
-        <w:t>(</w:t>
-      </w:r>
-      <w:r>
-        <w:rPr>
-          <w:rFonts w:ascii="Times New Roman" w:eastAsia="標楷體" w:hAnsi="Times New Roman" w:hint="eastAsia"/>
-          <w:sz w:val="28"/>
-          <w:szCs w:val="28"/>
-          <w:vertAlign w:val="subscript"/>
-        </w:rPr>
-        <w:t>無軌電車</w:t>
-      </w:r>
-      <w:r>
-        <w:rPr>
-          <w:rFonts w:ascii="Times New Roman" w:eastAsia="標楷體" w:hAnsi="Times New Roman" w:hint="eastAsia"/>
-          <w:sz w:val="28"/>
-          <w:szCs w:val="28"/>
-          <w:vertAlign w:val="subscript"/>
-        </w:rPr>
-        <w:t>)</w:t>
-      </w:r>
-      <w:r>
-        <w:rPr>
-          <w:rFonts w:ascii="Times New Roman" w:eastAsia="標楷體" w:hAnsi="Times New Roman" w:hint="eastAsia"/>
-          <w:sz w:val="28"/>
-          <w:szCs w:val="28"/>
-        </w:rPr>
-        <w:t xml:space="preserve"> to Kurobe Dam</w:t>
-      </w:r>
-      <w:r>
-        <w:rPr>
-          <w:rFonts w:ascii="Times New Roman" w:eastAsia="標楷體" w:hAnsi="Times New Roman" w:hint="eastAsia"/>
-          <w:sz w:val="28"/>
-          <w:szCs w:val="28"/>
-          <w:vertAlign w:val="subscript"/>
-        </w:rPr>
-        <w:t>(</w:t>
-      </w:r>
-      <w:r>
-        <w:rPr>
-          <w:rFonts w:ascii="Times New Roman" w:eastAsia="標楷體" w:hAnsi="Times New Roman" w:hint="eastAsia"/>
-          <w:sz w:val="28"/>
-          <w:szCs w:val="28"/>
-          <w:vertAlign w:val="subscript"/>
-        </w:rPr>
-        <w:t>黑部水庫</w:t>
-      </w:r>
-      <w:r>
-        <w:rPr>
-          <w:rFonts w:ascii="Times New Roman" w:eastAsia="標楷體" w:hAnsi="Times New Roman" w:hint="eastAsia"/>
-          <w:sz w:val="28"/>
-          <w:szCs w:val="28"/>
-          <w:vertAlign w:val="subscript"/>
-        </w:rPr>
-        <w:t>)</w:t>
-      </w:r>
-      <w:r>
-        <w:rPr>
-          <w:rFonts w:ascii="Times New Roman" w:eastAsia="標楷體" w:hAnsi="Times New Roman" w:hint="eastAsia"/>
-          <w:sz w:val="28"/>
-          <w:szCs w:val="28"/>
-        </w:rPr>
-        <w:t xml:space="preserve"> and then we walked to Lake Kurobe</w:t>
-      </w:r>
-      <w:r>
-        <w:rPr>
-          <w:rFonts w:ascii="Times New Roman" w:eastAsia="標楷體" w:hAnsi="Times New Roman" w:hint="eastAsia"/>
-          <w:sz w:val="28"/>
-          <w:szCs w:val="28"/>
-          <w:vertAlign w:val="subscript"/>
-        </w:rPr>
-        <w:t>(</w:t>
-      </w:r>
-      <w:r>
-        <w:rPr>
-          <w:rFonts w:ascii="Times New Roman" w:eastAsia="標楷體" w:hAnsi="Times New Roman" w:hint="eastAsia"/>
-          <w:sz w:val="28"/>
-          <w:szCs w:val="28"/>
-          <w:vertAlign w:val="subscript"/>
-        </w:rPr>
-        <w:t>黑部湖</w:t>
-      </w:r>
-      <w:r>
-        <w:rPr>
-          <w:rFonts w:ascii="Times New Roman" w:eastAsia="標楷體" w:hAnsi="Times New Roman" w:hint="eastAsia"/>
-          <w:sz w:val="28"/>
-          <w:szCs w:val="28"/>
-          <w:vertAlign w:val="subscript"/>
-        </w:rPr>
-        <w:t>)</w:t>
-      </w:r>
-      <w:r>
-        <w:rPr>
-          <w:rFonts w:ascii="Times New Roman" w:eastAsia="標楷體" w:hAnsi="Times New Roman" w:hint="eastAsia"/>
-          <w:sz w:val="28"/>
-          <w:szCs w:val="28"/>
-        </w:rPr>
-        <w:t xml:space="preserve"> to take the funicular</w:t>
-      </w:r>
-      <w:r>
-        <w:rPr>
-          <w:rFonts w:ascii="Times New Roman" w:eastAsia="標楷體" w:hAnsi="Times New Roman" w:hint="eastAsia"/>
-          <w:sz w:val="28"/>
-          <w:szCs w:val="28"/>
-          <w:vertAlign w:val="subscript"/>
-        </w:rPr>
-        <w:t>(</w:t>
-      </w:r>
-      <w:r>
-        <w:rPr>
-          <w:rFonts w:ascii="Times New Roman" w:eastAsia="標楷體" w:hAnsi="Times New Roman" w:hint="eastAsia"/>
-          <w:sz w:val="28"/>
-          <w:szCs w:val="28"/>
-          <w:vertAlign w:val="subscript"/>
-        </w:rPr>
-        <w:t>斜面纜車</w:t>
-      </w:r>
-      <w:r>
-        <w:rPr>
-          <w:rFonts w:ascii="Times New Roman" w:eastAsia="標楷體" w:hAnsi="Times New Roman" w:hint="eastAsia"/>
-          <w:sz w:val="28"/>
-          <w:szCs w:val="28"/>
-          <w:vertAlign w:val="subscript"/>
-        </w:rPr>
-        <w:t>)</w:t>
-      </w:r>
-      <w:r>
-        <w:rPr>
-          <w:rFonts w:ascii="Times New Roman" w:eastAsia="標楷體" w:hAnsi="Times New Roman" w:hint="eastAsia"/>
-          <w:sz w:val="28"/>
-          <w:szCs w:val="28"/>
-        </w:rPr>
-        <w:t xml:space="preserve"> and a</w:t>
-      </w:r>
-      <w:r>
-        <w:rPr>
-          <w:rFonts w:ascii="Times New Roman" w:eastAsia="標楷體" w:hAnsi="Times New Roman"/>
-          <w:sz w:val="28"/>
-          <w:szCs w:val="28"/>
-        </w:rPr>
-        <w:t>erial tramway</w:t>
-      </w:r>
-      <w:r>
-        <w:rPr>
-          <w:rFonts w:ascii="Times New Roman" w:eastAsia="標楷體" w:hAnsi="Times New Roman" w:hint="eastAsia"/>
-          <w:sz w:val="28"/>
-          <w:szCs w:val="28"/>
-          <w:vertAlign w:val="subscript"/>
-        </w:rPr>
-        <w:t>(</w:t>
-      </w:r>
-      <w:r>
-        <w:rPr>
-          <w:rFonts w:ascii="Times New Roman" w:eastAsia="標楷體" w:hAnsi="Times New Roman" w:hint="eastAsia"/>
-          <w:sz w:val="28"/>
-          <w:szCs w:val="28"/>
-          <w:vertAlign w:val="subscript"/>
-        </w:rPr>
-        <w:t>架空索道</w:t>
-      </w:r>
-      <w:r>
-        <w:rPr>
-          <w:rFonts w:ascii="Times New Roman" w:eastAsia="標楷體" w:hAnsi="Times New Roman" w:hint="eastAsia"/>
-          <w:sz w:val="28"/>
-          <w:szCs w:val="28"/>
-          <w:vertAlign w:val="subscript"/>
-        </w:rPr>
-        <w:t>)</w:t>
-      </w:r>
-      <w:r>
-        <w:rPr>
-          <w:rFonts w:ascii="Times New Roman" w:eastAsia="標楷體" w:hAnsi="Times New Roman" w:hint="eastAsia"/>
-          <w:sz w:val="28"/>
-          <w:szCs w:val="28"/>
-        </w:rPr>
-        <w:t xml:space="preserve"> to </w:t>
-      </w:r>
-      <w:r>
-        <w:rPr>
-          <w:rFonts w:ascii="Times New Roman" w:eastAsia="標楷體" w:hAnsi="Times New Roman"/>
-          <w:sz w:val="28"/>
-          <w:szCs w:val="28"/>
-        </w:rPr>
-        <w:t>Tateyama</w:t>
-      </w:r>
-      <w:r>
-        <w:rPr>
-          <w:rFonts w:ascii="Times New Roman" w:eastAsia="標楷體" w:hAnsi="Times New Roman" w:hint="eastAsia"/>
-          <w:sz w:val="28"/>
-          <w:szCs w:val="28"/>
+          <w:rFonts w:ascii="Times New Roman" w:eastAsia="標楷體" w:hAnsi="Times New Roman"/>
+          <w:szCs w:val="24"/>
+        </w:rPr>
+        <w:t xml:space="preserve">We saw a wall of snow. We walked on the snow and we drank a beer. I felt disappointed because it should be very cold weather in my memory, but I felt very hot that day. </w:t>
+      </w:r>
+      <w:r>
+        <w:rPr>
+          <w:rFonts w:ascii="Times New Roman" w:eastAsia="標楷體" w:hAnsi="Times New Roman"/>
+          <w:szCs w:val="24"/>
+        </w:rPr>
+        <w:t>After the trip, we took many transportation to Tateyama Station</w:t>
+      </w:r>
+      <w:r>
+        <w:rPr>
+          <w:rFonts w:ascii="Times New Roman" w:eastAsia="標楷體" w:hAnsi="Times New Roman"/>
+          <w:szCs w:val="24"/>
+          <w:vertAlign w:val="subscript"/>
+        </w:rPr>
+        <w:t>(</w:t>
+      </w:r>
+      <w:r>
+        <w:rPr>
+          <w:rFonts w:ascii="Times New Roman" w:eastAsia="標楷體" w:hAnsi="Times New Roman" w:hint="eastAsia"/>
+          <w:szCs w:val="24"/>
+          <w:vertAlign w:val="subscript"/>
+        </w:rPr>
+        <w:t>立山車站</w:t>
+      </w:r>
+      <w:r>
+        <w:rPr>
+          <w:rFonts w:ascii="Times New Roman" w:eastAsia="標楷體" w:hAnsi="Times New Roman" w:hint="eastAsia"/>
+          <w:szCs w:val="24"/>
+          <w:vertAlign w:val="subscript"/>
+        </w:rPr>
+        <w:t>)</w:t>
+      </w:r>
+      <w:r>
+        <w:rPr>
+          <w:rFonts w:ascii="Times New Roman" w:eastAsia="標楷體" w:hAnsi="Times New Roman"/>
+          <w:szCs w:val="24"/>
+        </w:rPr>
+        <w:t>. In the evening, we went to eat all-you-can-eat BBQ</w:t>
+      </w:r>
+      <w:r>
+        <w:rPr>
+          <w:rFonts w:ascii="Times New Roman" w:eastAsia="標楷體" w:hAnsi="Times New Roman"/>
+          <w:szCs w:val="24"/>
+        </w:rPr>
+        <w:t>, but we felt not delicious. On Sunday morning, we went to Kenrokuen Garden</w:t>
+      </w:r>
+      <w:r>
+        <w:rPr>
+          <w:rFonts w:ascii="Times New Roman" w:eastAsia="標楷體" w:hAnsi="Times New Roman"/>
+          <w:szCs w:val="24"/>
+          <w:vertAlign w:val="subscript"/>
+        </w:rPr>
+        <w:t>(</w:t>
+      </w:r>
+      <w:r>
+        <w:rPr>
+          <w:rFonts w:ascii="Times New Roman" w:eastAsia="標楷體" w:hAnsi="Times New Roman" w:hint="eastAsia"/>
+          <w:szCs w:val="24"/>
+          <w:vertAlign w:val="subscript"/>
+        </w:rPr>
+        <w:t>兼六園</w:t>
+      </w:r>
+      <w:r>
+        <w:rPr>
+          <w:rFonts w:ascii="Times New Roman" w:eastAsia="標楷體" w:hAnsi="Times New Roman" w:hint="eastAsia"/>
+          <w:szCs w:val="24"/>
+          <w:vertAlign w:val="subscript"/>
+        </w:rPr>
+        <w:t>)</w:t>
+      </w:r>
+      <w:r>
+        <w:rPr>
+          <w:rFonts w:ascii="Times New Roman" w:eastAsia="標楷體" w:hAnsi="Times New Roman"/>
+          <w:szCs w:val="24"/>
+        </w:rPr>
+        <w:t>. There is a big pool named Kasumigaike Pond</w:t>
+      </w:r>
+      <w:r>
+        <w:rPr>
+          <w:rFonts w:ascii="Times New Roman" w:eastAsia="標楷體" w:hAnsi="Times New Roman"/>
+          <w:szCs w:val="24"/>
+          <w:vertAlign w:val="subscript"/>
+        </w:rPr>
+        <w:t>(</w:t>
+      </w:r>
+      <w:r>
+        <w:rPr>
+          <w:rFonts w:ascii="Times New Roman" w:eastAsia="標楷體" w:hAnsi="Times New Roman" w:hint="eastAsia"/>
+          <w:szCs w:val="24"/>
+          <w:vertAlign w:val="subscript"/>
+        </w:rPr>
+        <w:t>霞池</w:t>
+      </w:r>
+      <w:r>
+        <w:rPr>
+          <w:rFonts w:ascii="Times New Roman" w:eastAsia="標楷體" w:hAnsi="Times New Roman" w:hint="eastAsia"/>
+          <w:szCs w:val="24"/>
+          <w:vertAlign w:val="subscript"/>
+        </w:rPr>
+        <w:t>)</w:t>
+      </w:r>
+      <w:r>
+        <w:rPr>
+          <w:rFonts w:ascii="Times New Roman" w:eastAsia="標楷體" w:hAnsi="Times New Roman"/>
+          <w:szCs w:val="24"/>
+        </w:rPr>
+        <w:t>, and there is a tea house on the pond. We went to eat edible gold</w:t>
+      </w:r>
+      <w:r>
+        <w:rPr>
+          <w:rFonts w:ascii="Times New Roman" w:eastAsia="標楷體" w:hAnsi="Times New Roman"/>
+          <w:szCs w:val="24"/>
+          <w:vertAlign w:val="subscript"/>
+        </w:rPr>
+        <w:t>(</w:t>
+      </w:r>
+      <w:r>
+        <w:rPr>
+          <w:rFonts w:ascii="Times New Roman" w:eastAsia="標楷體" w:hAnsi="Times New Roman" w:hint="eastAsia"/>
+          <w:szCs w:val="24"/>
+          <w:vertAlign w:val="subscript"/>
+        </w:rPr>
+        <w:t>金箔</w:t>
+      </w:r>
+      <w:r>
+        <w:rPr>
+          <w:rFonts w:ascii="Times New Roman" w:eastAsia="標楷體" w:hAnsi="Times New Roman" w:hint="eastAsia"/>
+          <w:szCs w:val="24"/>
+          <w:vertAlign w:val="subscript"/>
+        </w:rPr>
+        <w:t>)</w:t>
+      </w:r>
+      <w:r>
+        <w:rPr>
+          <w:rFonts w:ascii="Times New Roman" w:eastAsia="標楷體" w:hAnsi="Times New Roman"/>
+          <w:szCs w:val="24"/>
+        </w:rPr>
+        <w:t xml:space="preserve"> ice cream. Although edible gold doesn’</w:t>
+      </w:r>
+      <w:r>
+        <w:rPr>
+          <w:rFonts w:ascii="Times New Roman" w:eastAsia="標楷體" w:hAnsi="Times New Roman"/>
+          <w:szCs w:val="24"/>
+        </w:rPr>
+        <w:t xml:space="preserve">t have flavor, but the ice cream tasted delicious. </w:t>
+      </w:r>
+      <w:r>
+        <w:rPr>
+          <w:rFonts w:ascii="Times New Roman" w:eastAsia="標楷體" w:hAnsi="Times New Roman"/>
+          <w:szCs w:val="24"/>
+        </w:rPr>
+        <w:t xml:space="preserve">In the afternoon, we went to Higashi Chaya District to take pictures. The house’s feature is that you can’t see </w:t>
+      </w:r>
+      <w:r>
+        <w:rPr>
+          <w:rFonts w:ascii="Times New Roman" w:eastAsia="標楷體" w:hAnsi="Times New Roman"/>
+          <w:szCs w:val="24"/>
+        </w:rPr>
+        <w:t>inside from the outside</w:t>
+      </w:r>
+      <w:r>
+        <w:rPr>
+          <w:rFonts w:ascii="Times New Roman" w:eastAsia="標楷體" w:hAnsi="Times New Roman"/>
+          <w:szCs w:val="24"/>
+        </w:rPr>
+        <w:t xml:space="preserve"> but </w:t>
+      </w:r>
+      <w:r>
+        <w:rPr>
+          <w:rFonts w:ascii="Times New Roman" w:eastAsia="標楷體" w:hAnsi="Times New Roman"/>
+          <w:szCs w:val="24"/>
+        </w:rPr>
+        <w:t>people inside can see people outside. In the evening, we lived in Tatami room. We ate Kaiseki cuisine</w:t>
+      </w:r>
+      <w:r>
+        <w:rPr>
+          <w:rFonts w:ascii="Times New Roman" w:eastAsia="標楷體" w:hAnsi="Times New Roman"/>
+          <w:szCs w:val="24"/>
+          <w:vertAlign w:val="subscript"/>
+        </w:rPr>
+        <w:t>(</w:t>
+      </w:r>
+      <w:r>
+        <w:rPr>
+          <w:rFonts w:ascii="Times New Roman" w:eastAsia="標楷體" w:hAnsi="Times New Roman" w:hint="eastAsia"/>
+          <w:szCs w:val="24"/>
+          <w:vertAlign w:val="subscript"/>
+        </w:rPr>
+        <w:t>會席料理</w:t>
+      </w:r>
+      <w:r>
+        <w:rPr>
+          <w:rFonts w:ascii="Times New Roman" w:eastAsia="標楷體" w:hAnsi="Times New Roman" w:hint="eastAsia"/>
+          <w:szCs w:val="24"/>
+          <w:vertAlign w:val="subscript"/>
+        </w:rPr>
+        <w:t>)</w:t>
+      </w:r>
+      <w:r>
+        <w:rPr>
+          <w:rFonts w:ascii="Times New Roman" w:eastAsia="標楷體" w:hAnsi="Times New Roman"/>
+          <w:szCs w:val="24"/>
+        </w:rPr>
+        <w:t xml:space="preserve">. I don’t like that because </w:t>
+      </w:r>
+      <w:r>
+        <w:rPr>
+          <w:rFonts w:ascii="Times New Roman" w:eastAsia="標楷體" w:hAnsi="Times New Roman" w:hint="eastAsia"/>
+          <w:szCs w:val="24"/>
+        </w:rPr>
+        <w:t xml:space="preserve">I </w:t>
+      </w:r>
+      <w:r>
+        <w:rPr>
+          <w:rFonts w:ascii="Times New Roman" w:eastAsia="標楷體" w:hAnsi="Times New Roman"/>
+          <w:szCs w:val="24"/>
+        </w:rPr>
+        <w:t xml:space="preserve">felt the food not yummy. At the same time, I had runny nose and </w:t>
+      </w:r>
+      <w:r>
+        <w:rPr>
+          <w:rFonts w:ascii="Times New Roman" w:eastAsia="標楷體" w:hAnsi="Times New Roman" w:hint="eastAsia"/>
+          <w:szCs w:val="24"/>
+        </w:rPr>
+        <w:t>s</w:t>
+      </w:r>
+      <w:r>
+        <w:rPr>
+          <w:rFonts w:ascii="Times New Roman" w:eastAsia="標楷體" w:hAnsi="Times New Roman"/>
+          <w:szCs w:val="24"/>
+        </w:rPr>
+        <w:t xml:space="preserve">tuffy nose, so I went to bed very early. </w:t>
+      </w:r>
+      <w:r>
+        <w:rPr>
+          <w:rFonts w:ascii="Times New Roman" w:eastAsia="標楷體" w:hAnsi="Times New Roman"/>
+          <w:szCs w:val="24"/>
+        </w:rPr>
+        <w:t xml:space="preserve">The next day, we went to eat </w:t>
+      </w:r>
+      <w:r>
+        <w:rPr>
+          <w:rFonts w:ascii="Times New Roman" w:eastAsia="標楷體" w:hAnsi="Times New Roman" w:hint="eastAsia"/>
+          <w:szCs w:val="24"/>
+        </w:rPr>
+        <w:t>h</w:t>
+      </w:r>
+      <w:r>
+        <w:rPr>
+          <w:rFonts w:ascii="Times New Roman" w:eastAsia="標楷體" w:hAnsi="Times New Roman"/>
+          <w:szCs w:val="24"/>
+        </w:rPr>
+        <w:t>ida beef skewer</w:t>
+      </w:r>
+      <w:r>
+        <w:rPr>
+          <w:rFonts w:ascii="Times New Roman" w:eastAsia="標楷體" w:hAnsi="Times New Roman"/>
+          <w:szCs w:val="24"/>
+          <w:vertAlign w:val="subscript"/>
+        </w:rPr>
+        <w:t>(</w:t>
+      </w:r>
+      <w:r>
+        <w:rPr>
+          <w:rFonts w:ascii="Times New Roman" w:eastAsia="標楷體" w:hAnsi="Times New Roman" w:hint="eastAsia"/>
+          <w:szCs w:val="24"/>
+          <w:vertAlign w:val="subscript"/>
+        </w:rPr>
+        <w:t>飛驒牛肉串</w:t>
+      </w:r>
+      <w:r>
+        <w:rPr>
+          <w:rFonts w:ascii="Times New Roman" w:eastAsia="標楷體" w:hAnsi="Times New Roman" w:hint="eastAsia"/>
+          <w:szCs w:val="24"/>
+          <w:vertAlign w:val="subscript"/>
+        </w:rPr>
+        <w:t>)</w:t>
+      </w:r>
+      <w:r>
+        <w:rPr>
+          <w:rFonts w:ascii="Times New Roman" w:eastAsia="標楷體" w:hAnsi="Times New Roman"/>
+          <w:szCs w:val="24"/>
+        </w:rPr>
+        <w:t xml:space="preserve"> and hida wagyu nigiri sushi</w:t>
+      </w:r>
+      <w:r>
+        <w:rPr>
+          <w:rFonts w:ascii="Times New Roman" w:eastAsia="標楷體" w:hAnsi="Times New Roman" w:hint="eastAsia"/>
+          <w:szCs w:val="24"/>
+          <w:vertAlign w:val="subscript"/>
+        </w:rPr>
+        <w:t>(</w:t>
+      </w:r>
+      <w:r>
+        <w:rPr>
+          <w:rFonts w:ascii="Times New Roman" w:eastAsia="標楷體" w:hAnsi="Times New Roman" w:hint="eastAsia"/>
+          <w:szCs w:val="24"/>
+          <w:vertAlign w:val="subscript"/>
+        </w:rPr>
+        <w:t>飛驒和牛握壽司</w:t>
+      </w:r>
+      <w:r>
+        <w:rPr>
+          <w:rFonts w:ascii="Times New Roman" w:eastAsia="標楷體" w:hAnsi="Times New Roman" w:hint="eastAsia"/>
+          <w:szCs w:val="24"/>
+          <w:vertAlign w:val="subscript"/>
+        </w:rPr>
+        <w:t>)</w:t>
+      </w:r>
+      <w:r>
+        <w:rPr>
+          <w:rFonts w:ascii="Times New Roman" w:eastAsia="標楷體" w:hAnsi="Times New Roman"/>
+          <w:szCs w:val="24"/>
         </w:rPr>
         <w:t xml:space="preserve">. </w:t>
+      </w:r>
+      <w:r>
+        <w:rPr>
+          <w:rFonts w:ascii="Times New Roman" w:eastAsia="標楷體" w:hAnsi="Times New Roman"/>
+          <w:szCs w:val="24"/>
+        </w:rPr>
+        <w:t>In the afternoon, we went to Shirakawa-go</w:t>
+      </w:r>
+      <w:r>
+        <w:rPr>
+          <w:rFonts w:ascii="Times New Roman" w:eastAsia="標楷體" w:hAnsi="Times New Roman"/>
+          <w:szCs w:val="24"/>
+          <w:vertAlign w:val="subscript"/>
+        </w:rPr>
+        <w:t>(</w:t>
+      </w:r>
+      <w:r>
+        <w:rPr>
+          <w:rFonts w:ascii="Times New Roman" w:eastAsia="標楷體" w:hAnsi="Times New Roman" w:hint="eastAsia"/>
+          <w:szCs w:val="24"/>
+          <w:vertAlign w:val="subscript"/>
+        </w:rPr>
+        <w:t>合掌村</w:t>
+      </w:r>
+      <w:r>
+        <w:rPr>
+          <w:rFonts w:ascii="Times New Roman" w:eastAsia="標楷體" w:hAnsi="Times New Roman" w:hint="eastAsia"/>
+          <w:szCs w:val="24"/>
+          <w:vertAlign w:val="subscript"/>
+        </w:rPr>
+        <w:t>)</w:t>
+      </w:r>
+      <w:r>
+        <w:rPr>
+          <w:rFonts w:ascii="Times New Roman" w:eastAsia="標楷體" w:hAnsi="Times New Roman"/>
+          <w:szCs w:val="24"/>
+        </w:rPr>
+        <w:t xml:space="preserve">. There are a lot of </w:t>
+      </w:r>
+      <w:r>
+        <w:rPr>
+          <w:rFonts w:ascii="Times New Roman" w:eastAsia="標楷體" w:hAnsi="Times New Roman"/>
+          <w:szCs w:val="24"/>
+        </w:rPr>
+        <w:t>houses that their roof is made by silver grass</w:t>
+      </w:r>
+      <w:r>
+        <w:rPr>
+          <w:rFonts w:ascii="Times New Roman" w:eastAsia="標楷體" w:hAnsi="Times New Roman"/>
+          <w:szCs w:val="24"/>
+          <w:vertAlign w:val="subscript"/>
+        </w:rPr>
+        <w:t>(</w:t>
+      </w:r>
+      <w:r>
+        <w:rPr>
+          <w:rFonts w:ascii="Times New Roman" w:eastAsia="標楷體" w:hAnsi="Times New Roman" w:hint="eastAsia"/>
+          <w:szCs w:val="24"/>
+          <w:vertAlign w:val="subscript"/>
+        </w:rPr>
+        <w:t>芒草</w:t>
+      </w:r>
+      <w:r>
+        <w:rPr>
+          <w:rFonts w:ascii="Times New Roman" w:eastAsia="標楷體" w:hAnsi="Times New Roman" w:hint="eastAsia"/>
+          <w:szCs w:val="24"/>
+          <w:vertAlign w:val="subscript"/>
+        </w:rPr>
+        <w:t>)</w:t>
+      </w:r>
+      <w:r>
+        <w:rPr>
+          <w:rFonts w:ascii="Times New Roman" w:eastAsia="標楷體" w:hAnsi="Times New Roman"/>
+          <w:szCs w:val="24"/>
+        </w:rPr>
+        <w:t>.</w:t>
+      </w:r>
+      <w:r>
+        <w:rPr>
+          <w:rFonts w:ascii="Times New Roman" w:eastAsia="標楷體" w:hAnsi="Times New Roman" w:hint="eastAsia"/>
+          <w:szCs w:val="24"/>
+        </w:rPr>
+        <w:t xml:space="preserve"> </w:t>
+      </w:r>
+      <w:r>
+        <w:rPr>
+          <w:rFonts w:ascii="Times New Roman" w:eastAsia="標楷體" w:hAnsi="Times New Roman"/>
+          <w:szCs w:val="24"/>
+        </w:rPr>
+        <w:t xml:space="preserve">On Tuesday, we went to </w:t>
+      </w:r>
+      <w:r>
+        <w:rPr>
+          <w:rFonts w:ascii="Times New Roman" w:eastAsia="標楷體" w:hAnsi="Times New Roman"/>
+          <w:szCs w:val="24"/>
+        </w:rPr>
+        <w:t xml:space="preserve">Inuyama Castle to take a picture. In the afternoon, we went to </w:t>
       </w:r>
     </w:p>
     <w:sectPr>
@@ -474,7 +831,7 @@
 </file>
 
 <file path=word/styles.xml><?xml version="1.0" encoding="utf-8"?>
-<w:styles xmlns:mc="http://schemas.openxmlformats.org/markup-compatibility/2006" xmlns:r="http://schemas.openxmlformats.org/officeDocument/2006/relationships" xmlns:w="http://schemas.openxmlformats.org/wordprocessingml/2006/main" xmlns:w14="http://schemas.microsoft.com/office/word/2010/wordml" xmlns:w15="http://schemas.microsoft.com/office/word/2012/wordml" xmlns:w16cex="http://schemas.microsoft.com/office/word/2018/wordml/cex" xmlns:w16cid="http://schemas.microsoft.com/office/word/2016/wordml/cid" xmlns:w16="http://schemas.microsoft.com/office/word/2018/wordml" xmlns:w16du="http://schemas.microsoft.com/office/word/2023/wordml/word16du" xmlns:w16sdtdh="http://schemas.microsoft.com/office/word/2020/wordml/sdtdatahash" xmlns:w16sdtfl="http://schemas.microsoft.com/office/word/2024/wordml/sdtformatlock" xmlns:w16se="http://schemas.microsoft.com/office/word/2015/wordml/symex" mc:Ignorable="w14 w15 w16se w16cid w16 w16cex w16sdtdh w16sdtfl w16du">
+<w:styles xmlns:mc="http://schemas.openxmlformats.org/markup-compatibility/2006" xmlns:r="http://schemas.openxmlformats.org/officeDocument/2006/relationships" xmlns:w="http://schemas.openxmlformats.org/wordprocessingml/2006/main" xmlns:w14="http://schemas.microsoft.com/office/word/2010/wordml" xmlns:w15="http://schemas.microsoft.com/office/word/2012/wordml" xmlns:w16cex="http://schemas.microsoft.com/office/word/2018/wordml/cex" xmlns:w16cid="http://schemas.microsoft.com/office/word/2016/wordml/cid" xmlns:w16="http://schemas.microsoft.com/office/word/2018/wordml" xmlns:w16sdtdh="http://schemas.microsoft.com/office/word/2020/wordml/sdtdatahash" xmlns:w16se="http://schemas.microsoft.com/office/word/2015/wordml/symex" mc:Ignorable="w14 w15 w16se w16cid w16 w16cex w16sdtdh">
   <w:docDefaults>
     <w:rPrDefault>
       <w:rPr>
@@ -875,6 +1232,7 @@
   <w:style w:type="character" w:default="1" w:styleId="a0">
     <w:name w:val="Default Paragraph Font"/>
     <w:uiPriority w:val="1"/>
+    <w:semiHidden/>
     <w:unhideWhenUsed/>
   </w:style>
   <w:style w:type="table" w:default="1" w:styleId="a1">
@@ -1194,4 +1552,16 @@
     </a:ext>
   </a:extLst>
 </a:theme>
+</file>
+
+<file path=customXml/item1.xml><?xml version="1.0" encoding="utf-8"?>
+<b:Sources xmlns:b="http://schemas.openxmlformats.org/officeDocument/2006/bibliography" xmlns="http://schemas.openxmlformats.org/officeDocument/2006/bibliography" SelectedStyle="\APASixthEditionOfficeOnline.xsl" StyleName="APA" Version="6"/>
+</file>
+
+<file path=customXml/itemProps1.xml><?xml version="1.0" encoding="utf-8"?>
+<ds:datastoreItem xmlns:ds="http://schemas.openxmlformats.org/officeDocument/2006/customXml" ds:itemID="{8BB02503-7441-4676-9CC2-5999F5C61EDE}">
+  <ds:schemaRefs>
+    <ds:schemaRef ds:uri="http://schemas.openxmlformats.org/officeDocument/2006/bibliography"/>
+  </ds:schemaRefs>
+</ds:datastoreItem>
 </file>